--- a/Files/04 - Bamidbar/06 - Chukas/5784/Chukas (1)/Chukas 5784 (1).docx
+++ b/Files/04 - Bamidbar/06 - Chukas/5784/Chukas (1)/Chukas 5784 (1).docx
@@ -1264,7 +1264,7 @@
         <w:rPr>
           <w:rFonts w:ascii="Times New Roman" w:hAnsi="Times New Roman" w:cs="Times New Roman"/>
         </w:rPr>
-        <w:t>, who was the founder of</w:t>
+        <w:t xml:space="preserve">, who was the founder of </w:t>
       </w:r>
       <w:r>
         <w:rPr>
@@ -1596,7 +1596,7 @@
         <w:rPr>
           <w:rFonts w:ascii="Times New Roman" w:hAnsi="Times New Roman" w:cs="Times New Roman"/>
         </w:rPr>
-        <w:t xml:space="preserve"> the</w:t>
+        <w:t xml:space="preserve"> the </w:t>
       </w:r>
       <w:r>
         <w:rPr>
@@ -1740,7 +1740,7 @@
         <w:rPr>
           <w:rFonts w:ascii="Times New Roman" w:hAnsi="Times New Roman" w:cs="Times New Roman"/>
         </w:rPr>
-        <w:t xml:space="preserve"> The</w:t>
+        <w:t xml:space="preserve"> The </w:t>
       </w:r>
       <w:r>
         <w:rPr>
@@ -1940,7 +1940,7 @@
         <w:rPr>
           <w:rFonts w:ascii="Times New Roman" w:hAnsi="Times New Roman" w:cs="Times New Roman"/>
         </w:rPr>
-        <w:t xml:space="preserve"> remained unconvinced. The</w:t>
+        <w:t xml:space="preserve"> remained unconvinced. The </w:t>
       </w:r>
       <w:r>
         <w:rPr>
@@ -2155,7 +2155,7 @@
         <w:rPr>
           <w:rFonts w:ascii="Times New Roman" w:hAnsi="Times New Roman" w:cs="Times New Roman"/>
         </w:rPr>
-        <w:t xml:space="preserve"> the</w:t>
+        <w:t xml:space="preserve"> the </w:t>
       </w:r>
       <w:r>
         <w:rPr>
@@ -3802,7 +3802,7 @@
         <w:rPr>
           <w:rFonts w:ascii="Times New Roman" w:hAnsi="Times New Roman" w:cs="Times New Roman"/>
         </w:rPr>
-        <w:t xml:space="preserve"> of the</w:t>
+        <w:t xml:space="preserve"> of the </w:t>
       </w:r>
       <w:r>
         <w:rPr>
@@ -4349,7 +4349,7 @@
         <w:rPr>
           <w:rFonts w:ascii="Times New Roman" w:hAnsi="Times New Roman" w:cs="Times New Roman"/>
         </w:rPr>
-        <w:t xml:space="preserve"> in exactly the same way as the</w:t>
+        <w:t xml:space="preserve"> in exactly the same way as the </w:t>
       </w:r>
       <w:r>
         <w:rPr>

--- a/Files/04 - Bamidbar/06 - Chukas/5784/Chukas (1)/Chukas 5784 (1).docx
+++ b/Files/04 - Bamidbar/06 - Chukas/5784/Chukas (1)/Chukas 5784 (1).docx
@@ -770,7 +770,7 @@
           <w:rFonts w:ascii="Times New Roman" w:hAnsi="Times New Roman" w:cs="Times New Roman"/>
           <w:rtl/>
         </w:rPr>
-        <w:t>"</w:t>
+        <w:t>״</w:t>
       </w:r>
       <w:r>
         <w:rPr>
@@ -1278,7 +1278,7 @@
           <w:rFonts w:ascii="Times New Roman" w:hAnsi="Times New Roman" w:cs="Times New Roman"/>
           <w:rtl/>
         </w:rPr>
-        <w:t>"</w:t>
+        <w:t>״</w:t>
       </w:r>
       <w:r>
         <w:rPr>
